--- a/products-storage/13-raschet-metrami/53-zapros-status-obekta.docx
+++ b/products-storage/13-raschet-metrami/53-zapros-status-obekta.docx
@@ -5,30 +5,35 @@
     <w:p>
       <w:pPr>
         <w:pStyle w:val="Heading1"/>
-        <w:spacing w:after="200" w:before="240"/>
-      </w:pPr>
-      <w:r>
-        <w:rPr>
-          <w:rFonts w:ascii="Times New Roman" w:cs="Times New Roman" w:eastAsia="Times New Roman" w:hAnsi="Times New Roman"/>
-          <w:b/>
-          <w:bCs/>
+        <w:pBdr>
+          <w:top w:val="single" w:sz="12" w:space="5" w:color="B08D57"/>
+        </w:pBdr>
+        <w:spacing w:after="80" w:before="240"/>
+      </w:pPr>
+      <w:r>
+        <w:rPr>
+          <w:rFonts w:ascii="Times New Roman" w:cs="Times New Roman" w:eastAsia="Times New Roman" w:hAnsi="Times New Roman"/>
+          <w:b/>
+          <w:bCs/>
+          <w:i w:val="0"/>
+          <w:color w:val="323539"/>
           <w:sz w:val="32"/>
           <w:szCs w:val="32"/>
         </w:rPr>
-        <w:t xml:space="preserve">Запрос застройщику о статусе объекта</w:t>
-      </w:r>
-    </w:p>
-    <w:p>
-      <w:pPr>
-        <w:spacing w:after="120" w:line="276"/>
-      </w:pPr>
-      <w:r>
-        <w:rPr>
-          <w:rFonts w:ascii="Times New Roman" w:cs="Times New Roman" w:eastAsia="Times New Roman" w:hAnsi="Times New Roman"/>
-          <w:i/>
-          <w:iCs/>
-          <w:color w:val="595959"/>
-          <w:sz w:val="24"/>
+        <w:t>Запрос о правовом и строительном статусе объекта</w:t>
+      </w:r>
+    </w:p>
+    <w:p>
+      <w:pPr>
+        <w:spacing w:after="80" w:line="259" w:lineRule="auto"/>
+      </w:pPr>
+      <w:r>
+        <w:rPr>
+          <w:rFonts w:ascii="Times New Roman" w:cs="Times New Roman" w:eastAsia="Times New Roman" w:hAnsi="Times New Roman"/>
+          <w:i w:val="0"/>
+          <w:iCs w:val="0"/>
+          <w:color w:val="323539"/>
+          <w:sz w:val="22"/>
           <w:szCs w:val="24"/>
         </w:rPr>
         <w:t xml:space="preserve">Письменно установить, в каком состоянии объект на самом деле: итоговая проверка, ЗОС, разрешение на строительство, ввод. Отправляется — текст письма ниже; страница «Как пользоваться этим документом» в отправку не входит.</w:t>
@@ -63,14 +68,16 @@
           </w:tcPr>
           <w:p>
             <w:pPr>
-              <w:spacing w:after="100" w:line="276"/>
+              <w:spacing w:after="80" w:line="259" w:lineRule="auto"/>
             </w:pPr>
             <w:r>
               <w:rPr>
                 <w:rFonts w:ascii="Times New Roman" w:cs="Times New Roman" w:eastAsia="Times New Roman" w:hAnsi="Times New Roman"/>
                 <w:b/>
                 <w:bCs/>
-                <w:sz w:val="24"/>
+                <w:i w:val="0"/>
+                <w:color w:val="323539"/>
+                <w:sz w:val="22"/>
                 <w:szCs w:val="24"/>
               </w:rPr>
               <w:t xml:space="preserve">Важно, прочитайте до использования</w:t>
@@ -78,54 +85,62 @@
           </w:p>
           <w:p>
             <w:pPr>
-              <w:spacing w:after="100" w:line="276"/>
+              <w:spacing w:after="80" w:line="259" w:lineRule="auto"/>
             </w:pPr>
             <w:r>
               <w:rPr>
                 <w:rFonts w:ascii="Times New Roman" w:cs="Times New Roman" w:eastAsia="Times New Roman" w:hAnsi="Times New Roman"/>
-                <w:sz w:val="24"/>
+                <w:i w:val="0"/>
+                <w:color w:val="323539"/>
+                <w:sz w:val="22"/>
                 <w:szCs w:val="24"/>
               </w:rPr>
-              <w:t xml:space="preserve">Это порядок проверки предложения «рассчитаемся квартирами» и типовые запросы к сторонам сделки, а не юридическая консультация и не гарантия того, что сделка окажется безопасной или что ответы на запросы будут получены. Комплект делает видимым, что именно вам предлагают — оплаченную квартиру или долг за неё, — и переводит решение из «по старой памяти» в решение по проверенным фактам.</w:t>
+              <w:t>Комплект предназначен для проверки расчётов жилыми и офисными помещениями, машино-местами либо правами на них. По единому алгоритму оцениваются форма передачи, зарегистрированные права, обременения и стоимость объекта. При уступке прав по ДДУ дополнительно проверяется наполнение соответствующего счёта эскроу.</w:t>
             </w:r>
           </w:p>
           <w:p>
             <w:pPr>
-              <w:spacing w:after="100" w:line="276"/>
+              <w:spacing w:after="80" w:line="259" w:lineRule="auto"/>
             </w:pPr>
             <w:r>
               <w:rPr>
                 <w:rFonts w:ascii="Times New Roman" w:cs="Times New Roman" w:eastAsia="Times New Roman" w:hAnsi="Times New Roman"/>
-                <w:sz w:val="24"/>
+                <w:i w:val="0"/>
+                <w:color w:val="323539"/>
+                <w:sz w:val="22"/>
                 <w:szCs w:val="24"/>
               </w:rPr>
-              <w:t xml:space="preserve">Тексты вычитку юристом не проходили. Нормативные ссылки сверены с действующими редакциями отдельным заходом 09.08.2026; сверка подтверждает, что нормы названы верно, и не заменяет оценку вашей сделки по конкретным документам.</w:t>
+              <w:t>До подписания проверьте документы о праве на объект и обременениях. При уступке прав по ДДУ дополнительно сопоставьте ДДУ, уступку и банковские подтверждения с применимыми положениями Закона № 214-ФЗ; при переводе долга — с п. 2 ст. 391 ГК РФ.</w:t>
             </w:r>
           </w:p>
           <w:p>
             <w:pPr>
-              <w:spacing w:after="100" w:line="276"/>
+              <w:spacing w:after="80" w:line="259" w:lineRule="auto"/>
             </w:pPr>
             <w:r>
               <w:rPr>
                 <w:rFonts w:ascii="Times New Roman" w:cs="Times New Roman" w:eastAsia="Times New Roman" w:hAnsi="Times New Roman"/>
-                <w:sz w:val="24"/>
+                <w:i w:val="0"/>
+                <w:color w:val="323539"/>
+                <w:sz w:val="22"/>
                 <w:szCs w:val="24"/>
               </w:rPr>
-              <w:t xml:space="preserve">Граница проходит по стадии. Пока сделка обсуждается и бумаги не подписаны — комплект работает. Уступка уже подписана и идёт спор — дальше работа юриста по конкретным документам. Застройщик в процедуре банкротства — это комплект «Реестр требований кредиторов» и юрист, а не эти файлы.</w:t>
+              <w:t>Граница проходит по стадии. Проверка проводится на стадии согласования сделки до подписания договора и документов о передаче. При возникших разногласиях после подписания документы передаются для правовой оценки. При банкротстве застройщика отдельно проверяется порядок предъявления требований в соответствующей процедуре.</w:t>
             </w:r>
           </w:p>
           <w:p>
             <w:pPr>
-              <w:spacing w:after="0" w:line="276"/>
+              <w:spacing w:after="0" w:line="259" w:lineRule="auto"/>
             </w:pPr>
             <w:r>
               <w:rPr>
                 <w:rFonts w:ascii="Times New Roman" w:cs="Times New Roman" w:eastAsia="Times New Roman" w:hAnsi="Times New Roman"/>
-                <w:sz w:val="24"/>
+                <w:i w:val="0"/>
+                <w:color w:val="323539"/>
+                <w:sz w:val="22"/>
                 <w:szCs w:val="24"/>
               </w:rPr>
-              <w:t xml:space="preserve">Числовых норм закона в файлах нет намеренно: нормы названы по имени, значения берутся из действующей редакции на дату проверки — скачанный файл не обновляется сам. Сделку с уступкой при пустом или не пополненном счёте эскроу без юриста не подписывать.</w:t>
+              <w:t>При неполном пополнении эскроу отдельно проверьте, кто обязан внести недостающую сумму, условия одновременного перевода долга и согласие кредитора. Подтверждение расчётов между сторонами не означает поступления средств на счёт эскроу.</w:t>
             </w:r>
           </w:p>
         </w:tc>
@@ -133,20 +148,20 @@
     </w:tbl>
     <w:p>
       <w:pPr>
-        <w:spacing w:after="120" w:line="276"/>
-      </w:pPr>
-    </w:p>
-    <w:p>
-      <w:pPr>
-        <w:spacing w:after="120" w:line="276"/>
-      </w:pPr>
-      <w:r>
-        <w:rPr>
-          <w:rFonts w:ascii="Times New Roman" w:cs="Times New Roman" w:eastAsia="Times New Roman" w:hAnsi="Times New Roman"/>
-          <w:i/>
-          <w:iCs/>
-          <w:color w:val="595959"/>
-          <w:sz w:val="24"/>
+        <w:spacing w:after="80" w:line="259" w:lineRule="auto"/>
+      </w:pPr>
+    </w:p>
+    <w:p>
+      <w:pPr>
+        <w:spacing w:after="80" w:line="259" w:lineRule="auto"/>
+      </w:pPr>
+      <w:r>
+        <w:rPr>
+          <w:rFonts w:ascii="Times New Roman" w:cs="Times New Roman" w:eastAsia="Times New Roman" w:hAnsi="Times New Roman"/>
+          <w:i w:val="0"/>
+          <w:iCs w:val="0"/>
+          <w:color w:val="323539"/>
+          <w:sz w:val="22"/>
           <w:szCs w:val="24"/>
         </w:rPr>
         <w:t xml:space="preserve">Заполните поля в двойных фигурных скобках по «Словарю полей» и убедитесь поиском, что скобок «{{» в документе не осталось. В полях с вариантами через косую черту оставьте один вариант.</w:t>
@@ -157,17 +172,19 @@
         <w:pBdr>
           <w:bottom w:val="single" w:color="BFBFBF" w:sz="6" w:space="6"/>
         </w:pBdr>
-        <w:spacing w:after="200" w:before="120"/>
-      </w:pPr>
-    </w:p>
-    <w:p>
-      <w:pPr>
-        <w:spacing w:after="0" w:line="276"/>
-      </w:pPr>
-      <w:r>
-        <w:rPr>
-          <w:rFonts w:ascii="Times New Roman" w:cs="Times New Roman" w:eastAsia="Times New Roman" w:hAnsi="Times New Roman"/>
-          <w:sz w:val="24"/>
+        <w:spacing w:after="80" w:before="120"/>
+      </w:pPr>
+    </w:p>
+    <w:p>
+      <w:pPr>
+        <w:spacing w:after="0" w:line="259" w:lineRule="auto"/>
+      </w:pPr>
+      <w:r>
+        <w:rPr>
+          <w:rFonts w:ascii="Times New Roman" w:cs="Times New Roman" w:eastAsia="Times New Roman" w:hAnsi="Times New Roman"/>
+          <w:i w:val="0"/>
+          <w:color w:val="323539"/>
+          <w:sz w:val="22"/>
           <w:szCs w:val="24"/>
         </w:rPr>
         <w:t xml:space="preserve">Кому: </w:t>
@@ -177,10 +194,10 @@
           <w:rFonts w:ascii="Times New Roman" w:cs="Times New Roman" w:eastAsia="Times New Roman" w:hAnsi="Times New Roman"/>
           <w:b/>
           <w:bCs/>
-          <w:i w:val="false"/>
-          <w:iCs w:val="false"/>
-          <w:color w:val="000000"/>
-          <w:sz w:val="24"/>
+          <w:i w:val="0"/>
+          <w:iCs w:val="false"/>
+          <w:color w:val="323539"/>
+          <w:sz w:val="22"/>
           <w:szCs w:val="24"/>
         </w:rPr>
         <w:t xml:space="preserve">{{НАИМЕНОВАНИЕ_АДРЕСАТА}}</w:t>
@@ -188,12 +205,14 @@
     </w:p>
     <w:p>
       <w:pPr>
-        <w:spacing w:after="200" w:line="276"/>
-      </w:pPr>
-      <w:r>
-        <w:rPr>
-          <w:rFonts w:ascii="Times New Roman" w:cs="Times New Roman" w:eastAsia="Times New Roman" w:hAnsi="Times New Roman"/>
-          <w:sz w:val="24"/>
+        <w:spacing w:after="80" w:line="259" w:lineRule="auto"/>
+      </w:pPr>
+      <w:r>
+        <w:rPr>
+          <w:rFonts w:ascii="Times New Roman" w:cs="Times New Roman" w:eastAsia="Times New Roman" w:hAnsi="Times New Roman"/>
+          <w:i w:val="0"/>
+          <w:color w:val="323539"/>
+          <w:sz w:val="22"/>
           <w:szCs w:val="24"/>
         </w:rPr>
         <w:t xml:space="preserve">Адрес: </w:t>
@@ -203,10 +222,10 @@
           <w:rFonts w:ascii="Times New Roman" w:cs="Times New Roman" w:eastAsia="Times New Roman" w:hAnsi="Times New Roman"/>
           <w:b/>
           <w:bCs/>
-          <w:i w:val="false"/>
-          <w:iCs w:val="false"/>
-          <w:color w:val="000000"/>
-          <w:sz w:val="24"/>
+          <w:i w:val="0"/>
+          <w:iCs w:val="false"/>
+          <w:color w:val="323539"/>
+          <w:sz w:val="22"/>
           <w:szCs w:val="24"/>
         </w:rPr>
         <w:t xml:space="preserve">{{АДРЕС_АДРЕСАТА}}</w:t>
@@ -214,12 +233,14 @@
     </w:p>
     <w:p>
       <w:pPr>
-        <w:spacing w:after="0" w:line="276"/>
-      </w:pPr>
-      <w:r>
-        <w:rPr>
-          <w:rFonts w:ascii="Times New Roman" w:cs="Times New Roman" w:eastAsia="Times New Roman" w:hAnsi="Times New Roman"/>
-          <w:sz w:val="24"/>
+        <w:spacing w:after="0" w:line="259" w:lineRule="auto"/>
+      </w:pPr>
+      <w:r>
+        <w:rPr>
+          <w:rFonts w:ascii="Times New Roman" w:cs="Times New Roman" w:eastAsia="Times New Roman" w:hAnsi="Times New Roman"/>
+          <w:i w:val="0"/>
+          <w:color w:val="323539"/>
+          <w:sz w:val="22"/>
           <w:szCs w:val="24"/>
         </w:rPr>
         <w:t xml:space="preserve">От: </w:t>
@@ -229,10 +250,10 @@
           <w:rFonts w:ascii="Times New Roman" w:cs="Times New Roman" w:eastAsia="Times New Roman" w:hAnsi="Times New Roman"/>
           <w:b/>
           <w:bCs/>
-          <w:i w:val="false"/>
-          <w:iCs w:val="false"/>
-          <w:color w:val="000000"/>
-          <w:sz w:val="24"/>
+          <w:i w:val="0"/>
+          <w:iCs w:val="false"/>
+          <w:color w:val="323539"/>
+          <w:sz w:val="22"/>
           <w:szCs w:val="24"/>
         </w:rPr>
         <w:t xml:space="preserve">{{НАИМЕНОВАНИЕ_ПОДРЯДЧИКА}}</w:t>
@@ -240,12 +261,14 @@
     </w:p>
     <w:p>
       <w:pPr>
-        <w:spacing w:after="200" w:line="276"/>
-      </w:pPr>
-      <w:r>
-        <w:rPr>
-          <w:rFonts w:ascii="Times New Roman" w:cs="Times New Roman" w:eastAsia="Times New Roman" w:hAnsi="Times New Roman"/>
-          <w:sz w:val="24"/>
+        <w:spacing w:after="80" w:line="259" w:lineRule="auto"/>
+      </w:pPr>
+      <w:r>
+        <w:rPr>
+          <w:rFonts w:ascii="Times New Roman" w:cs="Times New Roman" w:eastAsia="Times New Roman" w:hAnsi="Times New Roman"/>
+          <w:i w:val="0"/>
+          <w:color w:val="323539"/>
+          <w:sz w:val="22"/>
           <w:szCs w:val="24"/>
         </w:rPr>
         <w:t xml:space="preserve">Адрес: </w:t>
@@ -255,10 +278,10 @@
           <w:rFonts w:ascii="Times New Roman" w:cs="Times New Roman" w:eastAsia="Times New Roman" w:hAnsi="Times New Roman"/>
           <w:b/>
           <w:bCs/>
-          <w:i w:val="false"/>
-          <w:iCs w:val="false"/>
-          <w:color w:val="000000"/>
-          <w:sz w:val="24"/>
+          <w:i w:val="0"/>
+          <w:iCs w:val="false"/>
+          <w:color w:val="323539"/>
+          <w:sz w:val="22"/>
           <w:szCs w:val="24"/>
         </w:rPr>
         <w:t xml:space="preserve">{{АДРЕС_ПОДРЯДЧИКА}}</w:t>
@@ -266,12 +289,14 @@
     </w:p>
     <w:p>
       <w:pPr>
-        <w:spacing w:after="300" w:line="276"/>
-      </w:pPr>
-      <w:r>
-        <w:rPr>
-          <w:rFonts w:ascii="Times New Roman" w:cs="Times New Roman" w:eastAsia="Times New Roman" w:hAnsi="Times New Roman"/>
-          <w:sz w:val="24"/>
+        <w:spacing w:after="80" w:line="259" w:lineRule="auto"/>
+      </w:pPr>
+      <w:r>
+        <w:rPr>
+          <w:rFonts w:ascii="Times New Roman" w:cs="Times New Roman" w:eastAsia="Times New Roman" w:hAnsi="Times New Roman"/>
+          <w:i w:val="0"/>
+          <w:color w:val="323539"/>
+          <w:sz w:val="22"/>
           <w:szCs w:val="24"/>
         </w:rPr>
         <w:t xml:space="preserve">Исх. № </w:t>
@@ -281,10 +306,10 @@
           <w:rFonts w:ascii="Times New Roman" w:cs="Times New Roman" w:eastAsia="Times New Roman" w:hAnsi="Times New Roman"/>
           <w:b/>
           <w:bCs/>
-          <w:i w:val="false"/>
-          <w:iCs w:val="false"/>
-          <w:color w:val="000000"/>
-          <w:sz w:val="24"/>
+          <w:i w:val="0"/>
+          <w:iCs w:val="false"/>
+          <w:color w:val="323539"/>
+          <w:sz w:val="22"/>
           <w:szCs w:val="24"/>
         </w:rPr>
         <w:t xml:space="preserve">{{ИСХОДЯЩИЙ_НОМЕР}}</w:t>
@@ -292,7 +317,9 @@
       <w:r>
         <w:rPr>
           <w:rFonts w:ascii="Times New Roman" w:cs="Times New Roman" w:eastAsia="Times New Roman" w:hAnsi="Times New Roman"/>
-          <w:sz w:val="24"/>
+          <w:i w:val="0"/>
+          <w:color w:val="323539"/>
+          <w:sz w:val="22"/>
           <w:szCs w:val="24"/>
         </w:rPr>
         <w:t xml:space="preserve"> от </w:t>
@@ -302,10 +329,10 @@
           <w:rFonts w:ascii="Times New Roman" w:cs="Times New Roman" w:eastAsia="Times New Roman" w:hAnsi="Times New Roman"/>
           <w:b/>
           <w:bCs/>
-          <w:i w:val="false"/>
-          <w:iCs w:val="false"/>
-          <w:color w:val="000000"/>
-          <w:sz w:val="24"/>
+          <w:i w:val="0"/>
+          <w:iCs w:val="false"/>
+          <w:color w:val="323539"/>
+          <w:sz w:val="22"/>
           <w:szCs w:val="24"/>
         </w:rPr>
         <w:t xml:space="preserve">{{ДАТА_ДОКУМЕНТА}}</w:t>
@@ -313,7 +340,7 @@
     </w:p>
     <w:p>
       <w:pPr>
-        <w:spacing w:after="0" w:line="276"/>
+        <w:spacing w:after="0" w:line="259" w:lineRule="auto"/>
         <w:jc w:val="center"/>
       </w:pPr>
       <w:r>
@@ -321,7 +348,9 @@
           <w:rFonts w:ascii="Times New Roman" w:cs="Times New Roman" w:eastAsia="Times New Roman" w:hAnsi="Times New Roman"/>
           <w:b/>
           <w:bCs/>
-          <w:sz w:val="24"/>
+          <w:i w:val="0"/>
+          <w:color w:val="323539"/>
+          <w:sz w:val="22"/>
           <w:szCs w:val="24"/>
         </w:rPr>
         <w:t xml:space="preserve">ЗАПРОС о статусе объекта капитального строительства</w:t>
@@ -329,7 +358,7 @@
     </w:p>
     <w:p>
       <w:pPr>
-        <w:spacing w:after="300" w:line="276"/>
+        <w:spacing w:after="80" w:line="259" w:lineRule="auto"/>
         <w:jc w:val="center"/>
       </w:pPr>
       <w:r>
@@ -337,10 +366,10 @@
           <w:rFonts w:ascii="Times New Roman" w:cs="Times New Roman" w:eastAsia="Times New Roman" w:hAnsi="Times New Roman"/>
           <w:b/>
           <w:bCs/>
-          <w:i w:val="false"/>
-          <w:iCs w:val="false"/>
-          <w:color w:val="000000"/>
-          <w:sz w:val="24"/>
+          <w:i w:val="0"/>
+          <w:iCs w:val="false"/>
+          <w:color w:val="323539"/>
+          <w:sz w:val="22"/>
           <w:szCs w:val="24"/>
         </w:rPr>
         <w:t xml:space="preserve">{{НАИМЕНОВАНИЕ_ОБЪЕКТА_ПО_ПРОЕКТНОЙ_ДЕКЛАРАЦИИ}}</w:t>
@@ -348,12 +377,14 @@
     </w:p>
     <w:p>
       <w:pPr>
-        <w:spacing w:after="140" w:line="276"/>
-      </w:pPr>
-      <w:r>
-        <w:rPr>
-          <w:rFonts w:ascii="Times New Roman" w:cs="Times New Roman" w:eastAsia="Times New Roman" w:hAnsi="Times New Roman"/>
-          <w:sz w:val="24"/>
+        <w:spacing w:after="80" w:line="259" w:lineRule="auto"/>
+      </w:pPr>
+      <w:r>
+        <w:rPr>
+          <w:rFonts w:ascii="Times New Roman" w:cs="Times New Roman" w:eastAsia="Times New Roman" w:hAnsi="Times New Roman"/>
+          <w:i w:val="0"/>
+          <w:color w:val="323539"/>
+          <w:sz w:val="22"/>
           <w:szCs w:val="24"/>
         </w:rPr>
         <w:t xml:space="preserve">Уважаемые коллеги!</w:t>
@@ -361,12 +392,14 @@
     </w:p>
     <w:p>
       <w:pPr>
-        <w:spacing w:after="140" w:line="276"/>
-      </w:pPr>
-      <w:r>
-        <w:rPr>
-          <w:rFonts w:ascii="Times New Roman" w:cs="Times New Roman" w:eastAsia="Times New Roman" w:hAnsi="Times New Roman"/>
-          <w:sz w:val="24"/>
+        <w:spacing w:after="80" w:line="259" w:lineRule="auto"/>
+      </w:pPr>
+      <w:r>
+        <w:rPr>
+          <w:rFonts w:ascii="Times New Roman" w:cs="Times New Roman" w:eastAsia="Times New Roman" w:hAnsi="Times New Roman"/>
+          <w:i w:val="0"/>
+          <w:color w:val="323539"/>
+          <w:sz w:val="22"/>
           <w:szCs w:val="24"/>
         </w:rPr>
         <w:t xml:space="preserve">В связи с </w:t>
@@ -376,10 +409,10 @@
           <w:rFonts w:ascii="Times New Roman" w:cs="Times New Roman" w:eastAsia="Times New Roman" w:hAnsi="Times New Roman"/>
           <w:b/>
           <w:bCs/>
-          <w:i w:val="false"/>
-          <w:iCs w:val="false"/>
-          <w:color w:val="000000"/>
-          <w:sz w:val="24"/>
+          <w:i w:val="0"/>
+          <w:iCs w:val="false"/>
+          <w:color w:val="323539"/>
+          <w:sz w:val="22"/>
           <w:szCs w:val="24"/>
         </w:rPr>
         <w:t xml:space="preserve">{{ОСНОВАНИЕ_ЗАПРОСА: предложением о заключении договора подряда / исполнением договора № ... от ..., по которому расчёты привязаны к вводу объекта в эксплуатацию}}</w:t>
@@ -387,7 +420,9 @@
       <w:r>
         <w:rPr>
           <w:rFonts w:ascii="Times New Roman" w:cs="Times New Roman" w:eastAsia="Times New Roman" w:hAnsi="Times New Roman"/>
-          <w:sz w:val="24"/>
+          <w:i w:val="0"/>
+          <w:color w:val="323539"/>
+          <w:sz w:val="22"/>
           <w:szCs w:val="24"/>
         </w:rPr>
         <w:t xml:space="preserve"> просим письменно сообщить по состоянию на дату ответа:</w:t>
@@ -395,12 +430,14 @@
     </w:p>
     <w:p>
       <w:pPr>
-        <w:spacing w:after="80" w:line="276"/>
-      </w:pPr>
-      <w:r>
-        <w:rPr>
-          <w:rFonts w:ascii="Times New Roman" w:cs="Times New Roman" w:eastAsia="Times New Roman" w:hAnsi="Times New Roman"/>
-          <w:sz w:val="24"/>
+        <w:spacing w:after="80" w:line="259" w:lineRule="auto"/>
+      </w:pPr>
+      <w:r>
+        <w:rPr>
+          <w:rFonts w:ascii="Times New Roman" w:cs="Times New Roman" w:eastAsia="Times New Roman" w:hAnsi="Times New Roman"/>
+          <w:i w:val="0"/>
+          <w:color w:val="323539"/>
+          <w:sz w:val="22"/>
           <w:szCs w:val="24"/>
         </w:rPr>
         <w:t xml:space="preserve">1. Направлялось ли в орган государственного строительного надзора извещение об окончании строительства объекта; если да — когда.</w:t>
@@ -408,12 +445,14 @@
     </w:p>
     <w:p>
       <w:pPr>
-        <w:spacing w:after="80" w:line="276"/>
-      </w:pPr>
-      <w:r>
-        <w:rPr>
-          <w:rFonts w:ascii="Times New Roman" w:cs="Times New Roman" w:eastAsia="Times New Roman" w:hAnsi="Times New Roman"/>
-          <w:sz w:val="24"/>
+        <w:spacing w:after="80" w:line="259" w:lineRule="auto"/>
+      </w:pPr>
+      <w:r>
+        <w:rPr>
+          <w:rFonts w:ascii="Times New Roman" w:cs="Times New Roman" w:eastAsia="Times New Roman" w:hAnsi="Times New Roman"/>
+          <w:i w:val="0"/>
+          <w:color w:val="323539"/>
+          <w:sz w:val="22"/>
           <w:szCs w:val="24"/>
         </w:rPr>
         <w:t xml:space="preserve">2. Проводилась ли итоговая проверка; если да — когда и с каким результатом.</w:t>
@@ -421,12 +460,14 @@
     </w:p>
     <w:p>
       <w:pPr>
-        <w:spacing w:after="80" w:line="276"/>
-      </w:pPr>
-      <w:r>
-        <w:rPr>
-          <w:rFonts w:ascii="Times New Roman" w:cs="Times New Roman" w:eastAsia="Times New Roman" w:hAnsi="Times New Roman"/>
-          <w:sz w:val="24"/>
+        <w:spacing w:after="80" w:line="259" w:lineRule="auto"/>
+      </w:pPr>
+      <w:r>
+        <w:rPr>
+          <w:rFonts w:ascii="Times New Roman" w:cs="Times New Roman" w:eastAsia="Times New Roman" w:hAnsi="Times New Roman"/>
+          <w:i w:val="0"/>
+          <w:color w:val="323539"/>
+          <w:sz w:val="22"/>
           <w:szCs w:val="24"/>
         </w:rPr>
         <w:t xml:space="preserve">3. Выдано ли заключение о соответствии построенного объекта требованиям проектной документации (ЗОС); если в выдаче отказано — просим предоставить перечень замечаний в части работ по нашему договору (предмету предлагаемого договора).</w:t>
@@ -434,12 +475,14 @@
     </w:p>
     <w:p>
       <w:pPr>
-        <w:spacing w:after="80" w:line="276"/>
-      </w:pPr>
-      <w:r>
-        <w:rPr>
-          <w:rFonts w:ascii="Times New Roman" w:cs="Times New Roman" w:eastAsia="Times New Roman" w:hAnsi="Times New Roman"/>
-          <w:sz w:val="24"/>
+        <w:spacing w:after="80" w:line="259" w:lineRule="auto"/>
+      </w:pPr>
+      <w:r>
+        <w:rPr>
+          <w:rFonts w:ascii="Times New Roman" w:cs="Times New Roman" w:eastAsia="Times New Roman" w:hAnsi="Times New Roman"/>
+          <w:i w:val="0"/>
+          <w:color w:val="323539"/>
+          <w:sz w:val="22"/>
           <w:szCs w:val="24"/>
         </w:rPr>
         <w:t xml:space="preserve">4. Действует ли разрешение на строительство объекта и до какой даты; подавалось ли заявление о продлении (внесении изменений).</w:t>
@@ -447,12 +490,14 @@
     </w:p>
     <w:p>
       <w:pPr>
-        <w:spacing w:after="140" w:line="276"/>
-      </w:pPr>
-      <w:r>
-        <w:rPr>
-          <w:rFonts w:ascii="Times New Roman" w:cs="Times New Roman" w:eastAsia="Times New Roman" w:hAnsi="Times New Roman"/>
-          <w:sz w:val="24"/>
+        <w:spacing w:after="80" w:line="259" w:lineRule="auto"/>
+      </w:pPr>
+      <w:r>
+        <w:rPr>
+          <w:rFonts w:ascii="Times New Roman" w:cs="Times New Roman" w:eastAsia="Times New Roman" w:hAnsi="Times New Roman"/>
+          <w:i w:val="0"/>
+          <w:color w:val="323539"/>
+          <w:sz w:val="22"/>
           <w:szCs w:val="24"/>
         </w:rPr>
         <w:t xml:space="preserve">5. Получено ли разрешение на ввод объекта в эксплуатацию; если нет — какой срок ввода планируется.</w:t>
@@ -460,12 +505,14 @@
     </w:p>
     <w:p>
       <w:pPr>
-        <w:spacing w:after="140" w:line="276"/>
-      </w:pPr>
-      <w:r>
-        <w:rPr>
-          <w:rFonts w:ascii="Times New Roman" w:cs="Times New Roman" w:eastAsia="Times New Roman" w:hAnsi="Times New Roman"/>
-          <w:sz w:val="24"/>
+        <w:spacing w:after="80" w:line="259" w:lineRule="auto"/>
+      </w:pPr>
+      <w:r>
+        <w:rPr>
+          <w:rFonts w:ascii="Times New Roman" w:cs="Times New Roman" w:eastAsia="Times New Roman" w:hAnsi="Times New Roman"/>
+          <w:i w:val="0"/>
+          <w:color w:val="323539"/>
+          <w:sz w:val="22"/>
           <w:szCs w:val="24"/>
         </w:rPr>
         <w:t xml:space="preserve">Ответ просим направить в письменной форме в срок до </w:t>
@@ -475,10 +522,10 @@
           <w:rFonts w:ascii="Times New Roman" w:cs="Times New Roman" w:eastAsia="Times New Roman" w:hAnsi="Times New Roman"/>
           <w:b/>
           <w:bCs/>
-          <w:i w:val="false"/>
-          <w:iCs w:val="false"/>
-          <w:color w:val="000000"/>
-          <w:sz w:val="24"/>
+          <w:i w:val="0"/>
+          <w:iCs w:val="false"/>
+          <w:color w:val="323539"/>
+          <w:sz w:val="22"/>
           <w:szCs w:val="24"/>
         </w:rPr>
         <w:t xml:space="preserve">{{СРОК_ОТВЕТА_НА_ЗАПРОС}}</w:t>
@@ -486,7 +533,9 @@
       <w:r>
         <w:rPr>
           <w:rFonts w:ascii="Times New Roman" w:cs="Times New Roman" w:eastAsia="Times New Roman" w:hAnsi="Times New Roman"/>
-          <w:sz w:val="24"/>
+          <w:i w:val="0"/>
+          <w:color w:val="323539"/>
+          <w:sz w:val="22"/>
           <w:szCs w:val="24"/>
         </w:rPr>
         <w:t xml:space="preserve"> на адрес </w:t>
@@ -496,10 +545,10 @@
           <w:rFonts w:ascii="Times New Roman" w:cs="Times New Roman" w:eastAsia="Times New Roman" w:hAnsi="Times New Roman"/>
           <w:b/>
           <w:bCs/>
-          <w:i w:val="false"/>
-          <w:iCs w:val="false"/>
-          <w:color w:val="000000"/>
-          <w:sz w:val="24"/>
+          <w:i w:val="0"/>
+          <w:iCs w:val="false"/>
+          <w:color w:val="323539"/>
+          <w:sz w:val="22"/>
           <w:szCs w:val="24"/>
         </w:rPr>
         <w:t xml:space="preserve">{{АДРЕС_ДЛЯ_ОТВЕТА}}</w:t>
@@ -507,7 +556,9 @@
       <w:r>
         <w:rPr>
           <w:rFonts w:ascii="Times New Roman" w:cs="Times New Roman" w:eastAsia="Times New Roman" w:hAnsi="Times New Roman"/>
-          <w:sz w:val="24"/>
+          <w:i w:val="0"/>
+          <w:color w:val="323539"/>
+          <w:sz w:val="22"/>
           <w:szCs w:val="24"/>
         </w:rPr>
         <w:t xml:space="preserve"> либо на электронную почту </w:t>
@@ -517,10 +568,10 @@
           <w:rFonts w:ascii="Times New Roman" w:cs="Times New Roman" w:eastAsia="Times New Roman" w:hAnsi="Times New Roman"/>
           <w:b/>
           <w:bCs/>
-          <w:i w:val="false"/>
-          <w:iCs w:val="false"/>
-          <w:color w:val="000000"/>
-          <w:sz w:val="24"/>
+          <w:i w:val="0"/>
+          <w:iCs w:val="false"/>
+          <w:color w:val="323539"/>
+          <w:sz w:val="22"/>
           <w:szCs w:val="24"/>
         </w:rPr>
         <w:t xml:space="preserve">{{ЭЛЕКТРОННАЯ_ПОЧТА}}</w:t>
@@ -528,7 +579,9 @@
       <w:r>
         <w:rPr>
           <w:rFonts w:ascii="Times New Roman" w:cs="Times New Roman" w:eastAsia="Times New Roman" w:hAnsi="Times New Roman"/>
-          <w:sz w:val="24"/>
+          <w:i w:val="0"/>
+          <w:color w:val="323539"/>
+          <w:sz w:val="22"/>
           <w:szCs w:val="24"/>
         </w:rPr>
         <w:t xml:space="preserve">, согласованную сторонами для обмена документами.</w:t>
@@ -536,12 +589,14 @@
     </w:p>
     <w:p>
       <w:pPr>
-        <w:spacing w:after="300" w:line="276"/>
-      </w:pPr>
-      <w:r>
-        <w:rPr>
-          <w:rFonts w:ascii="Times New Roman" w:cs="Times New Roman" w:eastAsia="Times New Roman" w:hAnsi="Times New Roman"/>
-          <w:sz w:val="24"/>
+        <w:spacing w:after="80" w:line="259" w:lineRule="auto"/>
+      </w:pPr>
+      <w:r>
+        <w:rPr>
+          <w:rFonts w:ascii="Times New Roman" w:cs="Times New Roman" w:eastAsia="Times New Roman" w:hAnsi="Times New Roman"/>
+          <w:i w:val="0"/>
+          <w:color w:val="323539"/>
+          <w:sz w:val="22"/>
           <w:szCs w:val="24"/>
         </w:rPr>
         <w:t xml:space="preserve">Обращаем внимание, что состояние объекта непосредственно влияет на </w:t>
@@ -551,10 +606,10 @@
           <w:rFonts w:ascii="Times New Roman" w:cs="Times New Roman" w:eastAsia="Times New Roman" w:hAnsi="Times New Roman"/>
           <w:b/>
           <w:bCs/>
-          <w:i w:val="false"/>
-          <w:iCs w:val="false"/>
-          <w:color w:val="000000"/>
-          <w:sz w:val="24"/>
+          <w:i w:val="0"/>
+          <w:iCs w:val="false"/>
+          <w:color w:val="323539"/>
+          <w:sz w:val="22"/>
           <w:szCs w:val="24"/>
         </w:rPr>
         <w:t xml:space="preserve">{{ЧТО_ЗАВИСИТ_ОТ_ВВОДА: сроки расчётов по договору / условия предлагаемого договора}}</w:t>
@@ -562,7 +617,9 @@
       <w:r>
         <w:rPr>
           <w:rFonts w:ascii="Times New Roman" w:cs="Times New Roman" w:eastAsia="Times New Roman" w:hAnsi="Times New Roman"/>
-          <w:sz w:val="24"/>
+          <w:i w:val="0"/>
+          <w:color w:val="323539"/>
+          <w:sz w:val="22"/>
           <w:szCs w:val="24"/>
         </w:rPr>
         <w:t xml:space="preserve">, в связи с чем ответ имеет для нас существенное значение.</w:t>
@@ -570,17 +627,17 @@
     </w:p>
     <w:p>
       <w:pPr>
-        <w:spacing w:after="0" w:line="276"/>
-      </w:pPr>
-      <w:r>
-        <w:rPr>
-          <w:rFonts w:ascii="Times New Roman" w:cs="Times New Roman" w:eastAsia="Times New Roman" w:hAnsi="Times New Roman"/>
-          <w:b/>
-          <w:bCs/>
-          <w:i w:val="false"/>
-          <w:iCs w:val="false"/>
-          <w:color w:val="000000"/>
-          <w:sz w:val="24"/>
+        <w:spacing w:after="0" w:line="259" w:lineRule="auto"/>
+      </w:pPr>
+      <w:r>
+        <w:rPr>
+          <w:rFonts w:ascii="Times New Roman" w:cs="Times New Roman" w:eastAsia="Times New Roman" w:hAnsi="Times New Roman"/>
+          <w:b/>
+          <w:bCs/>
+          <w:i w:val="0"/>
+          <w:iCs w:val="false"/>
+          <w:color w:val="323539"/>
+          <w:sz w:val="22"/>
           <w:szCs w:val="24"/>
         </w:rPr>
         <w:t xml:space="preserve">{{ДОЛЖНОСТЬ_ПОДПИСАНТА}}</w:t>
@@ -588,17 +645,17 @@
     </w:p>
     <w:p>
       <w:pPr>
-        <w:spacing w:after="140" w:line="276"/>
-      </w:pPr>
-      <w:r>
-        <w:rPr>
-          <w:rFonts w:ascii="Times New Roman" w:cs="Times New Roman" w:eastAsia="Times New Roman" w:hAnsi="Times New Roman"/>
-          <w:b/>
-          <w:bCs/>
-          <w:i w:val="false"/>
-          <w:iCs w:val="false"/>
-          <w:color w:val="000000"/>
-          <w:sz w:val="24"/>
+        <w:spacing w:after="80" w:line="259" w:lineRule="auto"/>
+      </w:pPr>
+      <w:r>
+        <w:rPr>
+          <w:rFonts w:ascii="Times New Roman" w:cs="Times New Roman" w:eastAsia="Times New Roman" w:hAnsi="Times New Roman"/>
+          <w:b/>
+          <w:bCs/>
+          <w:i w:val="0"/>
+          <w:iCs w:val="false"/>
+          <w:color w:val="323539"/>
+          <w:sz w:val="22"/>
           <w:szCs w:val="24"/>
         </w:rPr>
         <w:t xml:space="preserve">{{ФИО_ПОДПИСАНТА}}</w:t>
@@ -606,19 +663,25 @@
     </w:p>
     <w:p>
       <w:r>
+        <w:rPr>
+          <w:i w:val="0"/>
+          <w:color w:val="323539"/>
+        </w:rPr>
         <w:br w:type="page"/>
       </w:r>
     </w:p>
     <w:p>
       <w:pPr>
         <w:pStyle w:val="Heading1"/>
-        <w:spacing w:after="200" w:before="240"/>
-      </w:pPr>
-      <w:r>
-        <w:rPr>
-          <w:rFonts w:ascii="Times New Roman" w:cs="Times New Roman" w:eastAsia="Times New Roman" w:hAnsi="Times New Roman"/>
-          <w:b/>
-          <w:bCs/>
+        <w:spacing w:after="80" w:before="240"/>
+      </w:pPr>
+      <w:r>
+        <w:rPr>
+          <w:rFonts w:ascii="Times New Roman" w:cs="Times New Roman" w:eastAsia="Times New Roman" w:hAnsi="Times New Roman"/>
+          <w:b/>
+          <w:bCs/>
+          <w:i w:val="0"/>
+          <w:color w:val="323539"/>
           <w:sz w:val="32"/>
           <w:szCs w:val="32"/>
         </w:rPr>
@@ -627,15 +690,15 @@
     </w:p>
     <w:p>
       <w:pPr>
-        <w:spacing w:after="120" w:line="276"/>
-      </w:pPr>
-      <w:r>
-        <w:rPr>
-          <w:rFonts w:ascii="Times New Roman" w:cs="Times New Roman" w:eastAsia="Times New Roman" w:hAnsi="Times New Roman"/>
-          <w:i/>
-          <w:iCs/>
-          <w:color w:val="595959"/>
-          <w:sz w:val="24"/>
+        <w:spacing w:after="80" w:line="259" w:lineRule="auto"/>
+      </w:pPr>
+      <w:r>
+        <w:rPr>
+          <w:rFonts w:ascii="Times New Roman" w:cs="Times New Roman" w:eastAsia="Times New Roman" w:hAnsi="Times New Roman"/>
+          <w:i w:val="0"/>
+          <w:iCs w:val="0"/>
+          <w:color w:val="323539"/>
+          <w:sz w:val="22"/>
           <w:szCs w:val="24"/>
         </w:rPr>
         <w:t xml:space="preserve">Примечание покупателю. Эта страница в отправляемое письмо не входит: отправляется только текст до разрыва страницы.</w:t>
@@ -645,13 +708,15 @@
       <w:pPr>
         <w:pStyle w:val="Heading2"/>
         <w:keepNext/>
-        <w:spacing w:after="120" w:before="260"/>
-      </w:pPr>
-      <w:r>
-        <w:rPr>
-          <w:rFonts w:ascii="Times New Roman" w:cs="Times New Roman" w:eastAsia="Times New Roman" w:hAnsi="Times New Roman"/>
-          <w:b/>
-          <w:bCs/>
+        <w:spacing w:after="80" w:before="260"/>
+      </w:pPr>
+      <w:r>
+        <w:rPr>
+          <w:rFonts w:ascii="Times New Roman" w:cs="Times New Roman" w:eastAsia="Times New Roman" w:hAnsi="Times New Roman"/>
+          <w:b/>
+          <w:bCs/>
+          <w:i w:val="0"/>
+          <w:color w:val="323539"/>
           <w:sz w:val="26"/>
           <w:szCs w:val="26"/>
         </w:rPr>
@@ -660,28 +725,32 @@
     </w:p>
     <w:p>
       <w:pPr>
-        <w:spacing w:after="120" w:line="276"/>
-      </w:pPr>
-      <w:r>
-        <w:rPr>
-          <w:rFonts w:ascii="Times New Roman" w:cs="Times New Roman" w:eastAsia="Times New Roman" w:hAnsi="Times New Roman"/>
-          <w:sz w:val="24"/>
-          <w:szCs w:val="24"/>
-        </w:rPr>
-        <w:t xml:space="preserve">Письменно установить, в каком состоянии объект на самом деле: направлено ли извещение об окончании строительства, проведена ли итоговая проверка, выдано ли ЗОС или отказ с замечаниями, действует ли разрешение на строительство. Устные «на днях сдаём» ответом не являются; письменный ответ — документ на случай спора об оплате, а молчание в назначенный срок — само по себе ответ о состоянии дел.</w:t>
+        <w:spacing w:after="80" w:line="259" w:lineRule="auto"/>
+      </w:pPr>
+      <w:r>
+        <w:rPr>
+          <w:rFonts w:ascii="Times New Roman" w:cs="Times New Roman" w:eastAsia="Times New Roman" w:hAnsi="Times New Roman"/>
+          <w:i w:val="0"/>
+          <w:color w:val="323539"/>
+          <w:sz w:val="22"/>
+          <w:szCs w:val="24"/>
+        </w:rPr>
+        <w:t>Запрос позволяет письменно уточнить, направлялось ли извещение об окончании строительства, проведена ли итоговая проверка, выдано ли ЗОС и действует ли разрешение на строительство. Ответ сохраните вместе с подтверждением отправки; отсутствие ответа фиксируйте отдельно и проверяйте сведения по официальным источникам. Отсутствие ответа адресата не подтверждает правовой или строительный статус объекта.</w:t>
       </w:r>
     </w:p>
     <w:p>
       <w:pPr>
         <w:pStyle w:val="Heading2"/>
         <w:keepNext/>
-        <w:spacing w:after="120" w:before="260"/>
-      </w:pPr>
-      <w:r>
-        <w:rPr>
-          <w:rFonts w:ascii="Times New Roman" w:cs="Times New Roman" w:eastAsia="Times New Roman" w:hAnsi="Times New Roman"/>
-          <w:b/>
-          <w:bCs/>
+        <w:spacing w:after="80" w:before="260"/>
+      </w:pPr>
+      <w:r>
+        <w:rPr>
+          <w:rFonts w:ascii="Times New Roman" w:cs="Times New Roman" w:eastAsia="Times New Roman" w:hAnsi="Times New Roman"/>
+          <w:b/>
+          <w:bCs/>
+          <w:i w:val="0"/>
+          <w:color w:val="323539"/>
           <w:sz w:val="26"/>
           <w:szCs w:val="26"/>
         </w:rPr>
@@ -695,15 +764,17 @@
           <w:ilvl w:val="0"/>
           <w:numId w:val="2"/>
         </w:numPr>
-        <w:spacing w:after="80" w:line="276"/>
-      </w:pPr>
-      <w:r>
-        <w:rPr>
-          <w:rFonts w:ascii="Times New Roman" w:cs="Times New Roman" w:eastAsia="Times New Roman" w:hAnsi="Times New Roman"/>
-          <w:sz w:val="24"/>
-          <w:szCs w:val="24"/>
-        </w:rPr>
-        <w:t xml:space="preserve">Вам предлагают расчёт квартирами на объекте, который ещё не введён, — запрос до подписания договора (шаг 3 «Алгоритма: проверка расчёта метрами до входа»).</w:t>
+        <w:spacing w:after="80" w:line="259" w:lineRule="auto"/>
+      </w:pPr>
+      <w:r>
+        <w:rPr>
+          <w:rFonts w:ascii="Times New Roman" w:cs="Times New Roman" w:eastAsia="Times New Roman" w:hAnsi="Times New Roman"/>
+          <w:i w:val="0"/>
+          <w:color w:val="323539"/>
+          <w:sz w:val="22"/>
+          <w:szCs w:val="24"/>
+        </w:rPr>
+        <w:t>Вам предлагают расчёт правами на строящийся объект (жилое или офисное помещение, машино-место), — запрос до подписания договора (шаг 3 «Алгоритма: проверка расчёта метрами до входа»).</w:t>
       </w:r>
     </w:p>
     <w:p>
@@ -713,12 +784,14 @@
           <w:ilvl w:val="0"/>
           <w:numId w:val="2"/>
         </w:numPr>
-        <w:spacing w:after="80" w:line="276"/>
-      </w:pPr>
-      <w:r>
-        <w:rPr>
-          <w:rFonts w:ascii="Times New Roman" w:cs="Times New Roman" w:eastAsia="Times New Roman" w:hAnsi="Times New Roman"/>
-          <w:sz w:val="24"/>
+        <w:spacing w:after="80" w:line="259" w:lineRule="auto"/>
+      </w:pPr>
+      <w:r>
+        <w:rPr>
+          <w:rFonts w:ascii="Times New Roman" w:cs="Times New Roman" w:eastAsia="Times New Roman" w:hAnsi="Times New Roman"/>
+          <w:i w:val="0"/>
+          <w:color w:val="323539"/>
+          <w:sz w:val="22"/>
           <w:szCs w:val="24"/>
         </w:rPr>
         <w:t xml:space="preserve">Вы уже работаете на объекте, срок сдачи прошёл или переносится, и ваши деньги привязаны к вводу — окончательный расчёт, гарантийное удержание, раскрытие эскроу.</w:t>
@@ -726,12 +799,14 @@
     </w:p>
     <w:p>
       <w:pPr>
-        <w:spacing w:after="120" w:line="276"/>
-      </w:pPr>
-      <w:r>
-        <w:rPr>
-          <w:rFonts w:ascii="Times New Roman" w:cs="Times New Roman" w:eastAsia="Times New Roman" w:hAnsi="Times New Roman"/>
-          <w:sz w:val="24"/>
+        <w:spacing w:after="80" w:line="259" w:lineRule="auto"/>
+      </w:pPr>
+      <w:r>
+        <w:rPr>
+          <w:rFonts w:ascii="Times New Roman" w:cs="Times New Roman" w:eastAsia="Times New Roman" w:hAnsi="Times New Roman"/>
+          <w:i w:val="0"/>
+          <w:color w:val="323539"/>
+          <w:sz w:val="22"/>
           <w:szCs w:val="24"/>
         </w:rPr>
         <w:t xml:space="preserve">Запрос адресуется вашей стороне по договору; если договор с генподрядчиком, а застройщик — другое лицо, направьте запрос генподрядчику и просите переадресовать застройщику либо направьте обоим.</w:t>
@@ -741,13 +816,15 @@
       <w:pPr>
         <w:pStyle w:val="Heading2"/>
         <w:keepNext/>
-        <w:spacing w:after="120" w:before="260"/>
-      </w:pPr>
-      <w:r>
-        <w:rPr>
-          <w:rFonts w:ascii="Times New Roman" w:cs="Times New Roman" w:eastAsia="Times New Roman" w:hAnsi="Times New Roman"/>
-          <w:b/>
-          <w:bCs/>
+        <w:spacing w:after="80" w:before="260"/>
+      </w:pPr>
+      <w:r>
+        <w:rPr>
+          <w:rFonts w:ascii="Times New Roman" w:cs="Times New Roman" w:eastAsia="Times New Roman" w:hAnsi="Times New Roman"/>
+          <w:b/>
+          <w:bCs/>
+          <w:i w:val="0"/>
+          <w:color w:val="323539"/>
           <w:sz w:val="26"/>
           <w:szCs w:val="26"/>
         </w:rPr>
@@ -756,12 +833,14 @@
     </w:p>
     <w:p>
       <w:pPr>
-        <w:spacing w:after="120" w:line="276"/>
-      </w:pPr>
-      <w:r>
-        <w:rPr>
-          <w:rFonts w:ascii="Times New Roman" w:cs="Times New Roman" w:eastAsia="Times New Roman" w:hAnsi="Times New Roman"/>
-          <w:sz w:val="24"/>
+        <w:spacing w:after="80" w:line="259" w:lineRule="auto"/>
+      </w:pPr>
+      <w:r>
+        <w:rPr>
+          <w:rFonts w:ascii="Times New Roman" w:cs="Times New Roman" w:eastAsia="Times New Roman" w:hAnsi="Times New Roman"/>
+          <w:i w:val="0"/>
+          <w:color w:val="323539"/>
+          <w:sz w:val="22"/>
           <w:szCs w:val="24"/>
         </w:rPr>
         <w:t xml:space="preserve">По «Словарю полей» комплекта: реквизиты сторон и договора, название объекта по проектной декларации, срок ответа (</w:t>
@@ -771,10 +850,10 @@
           <w:rFonts w:ascii="Times New Roman" w:cs="Times New Roman" w:eastAsia="Times New Roman" w:hAnsi="Times New Roman"/>
           <w:b/>
           <w:bCs/>
-          <w:i w:val="false"/>
-          <w:iCs w:val="false"/>
-          <w:color w:val="000000"/>
-          <w:sz w:val="24"/>
+          <w:i w:val="0"/>
+          <w:iCs w:val="false"/>
+          <w:color w:val="323539"/>
+          <w:sz w:val="22"/>
           <w:szCs w:val="24"/>
         </w:rPr>
         <w:t xml:space="preserve">{{СРОК_ОТВЕТА_НА_ЗАПРОС}}</w:t>
@@ -782,7 +861,9 @@
       <w:r>
         <w:rPr>
           <w:rFonts w:ascii="Times New Roman" w:cs="Times New Roman" w:eastAsia="Times New Roman" w:hAnsi="Times New Roman"/>
-          <w:sz w:val="24"/>
+          <w:i w:val="0"/>
+          <w:color w:val="323539"/>
+          <w:sz w:val="22"/>
           <w:szCs w:val="24"/>
         </w:rPr>
         <w:t xml:space="preserve"> — назначаете сами, разумный рабочий срок; законом он не установлен).</w:t>
@@ -792,17 +873,19 @@
       <w:pPr>
         <w:pStyle w:val="Heading2"/>
         <w:keepNext/>
-        <w:spacing w:after="120" w:before="260"/>
-      </w:pPr>
-      <w:r>
-        <w:rPr>
-          <w:rFonts w:ascii="Times New Roman" w:cs="Times New Roman" w:eastAsia="Times New Roman" w:hAnsi="Times New Roman"/>
-          <w:b/>
-          <w:bCs/>
+        <w:spacing w:after="80" w:before="260"/>
+      </w:pPr>
+      <w:r>
+        <w:rPr>
+          <w:rFonts w:ascii="Times New Roman" w:cs="Times New Roman" w:eastAsia="Times New Roman" w:hAnsi="Times New Roman"/>
+          <w:b/>
+          <w:bCs/>
+          <w:i w:val="0"/>
+          <w:color w:val="323539"/>
           <w:sz w:val="26"/>
           <w:szCs w:val="26"/>
         </w:rPr>
-        <w:t xml:space="preserve">Чего этот документ не делает</w:t>
+        <w:t>Порядок самостоятельной проверки</w:t>
       </w:r>
     </w:p>
     <w:p>
@@ -812,15 +895,17 @@
           <w:ilvl w:val="0"/>
           <w:numId w:val="2"/>
         </w:numPr>
-        <w:spacing w:after="80" w:line="276"/>
-      </w:pPr>
-      <w:r>
-        <w:rPr>
-          <w:rFonts w:ascii="Times New Roman" w:cs="Times New Roman" w:eastAsia="Times New Roman" w:hAnsi="Times New Roman"/>
-          <w:sz w:val="24"/>
-          <w:szCs w:val="24"/>
-        </w:rPr>
-        <w:t xml:space="preserve">Не обязывает адресата ответить: обязанности отвечать на такой запрос закон не устанавливает. Ценность в другом: заданный письменно вопрос с зафиксированным молчанием читается в споре иначе, чем не заданный.</w:t>
+        <w:spacing w:after="80" w:line="259" w:lineRule="auto"/>
+      </w:pPr>
+      <w:r>
+        <w:rPr>
+          <w:rFonts w:ascii="Times New Roman" w:cs="Times New Roman" w:eastAsia="Times New Roman" w:hAnsi="Times New Roman"/>
+          <w:i w:val="0"/>
+          <w:color w:val="323539"/>
+          <w:sz w:val="22"/>
+          <w:szCs w:val="24"/>
+        </w:rPr>
+        <w:t>Зафиксируйте дату отправки, адресата и срок ответа. Обязанность ответить оценивайте по договору и применимым нормам; само направление запроса не создаёт такой обязанности автоматически.</w:t>
       </w:r>
     </w:p>
     <w:p>
@@ -830,15 +915,17 @@
           <w:ilvl w:val="0"/>
           <w:numId w:val="2"/>
         </w:numPr>
-        <w:spacing w:after="80" w:line="276"/>
-      </w:pPr>
-      <w:r>
-        <w:rPr>
-          <w:rFonts w:ascii="Times New Roman" w:cs="Times New Roman" w:eastAsia="Times New Roman" w:hAnsi="Times New Roman"/>
-          <w:sz w:val="24"/>
-          <w:szCs w:val="24"/>
-        </w:rPr>
-        <w:t xml:space="preserve">Не заменяет собственную проверку по открытым источникам (проектная декларация в ЕИСЖС, разрешение на строительство, картотека арбитража, Федресурс) — она делается независимо от ответа, по шагу 3 «Алгоритма: проверка расчёта метрами до входа».</w:t>
+        <w:spacing w:after="80" w:line="259" w:lineRule="auto"/>
+      </w:pPr>
+      <w:r>
+        <w:rPr>
+          <w:rFonts w:ascii="Times New Roman" w:cs="Times New Roman" w:eastAsia="Times New Roman" w:hAnsi="Times New Roman"/>
+          <w:i w:val="0"/>
+          <w:color w:val="323539"/>
+          <w:sz w:val="22"/>
+          <w:szCs w:val="24"/>
+        </w:rPr>
+        <w:t>Параллельно проверьте проектную декларацию в ЕИСЖС, разрешение на строительство, картотеку арбитражных дел и Федресурс по шагу 3 алгоритма. Сопоставьте открытые сведения с полученным ответом.</w:t>
       </w:r>
     </w:p>
     <w:p>
@@ -848,20 +935,24 @@
           <w:ilvl w:val="0"/>
           <w:numId w:val="2"/>
         </w:numPr>
-        <w:spacing w:after="80" w:line="276"/>
-      </w:pPr>
-      <w:r>
-        <w:rPr>
-          <w:rFonts w:ascii="Times New Roman" w:cs="Times New Roman" w:eastAsia="Times New Roman" w:hAnsi="Times New Roman"/>
-          <w:sz w:val="24"/>
-          <w:szCs w:val="24"/>
-        </w:rPr>
-        <w:t xml:space="preserve">Не запускает досудебный порядок и не прерывает никаких сроков.</w:t>
+        <w:spacing w:after="80" w:line="259" w:lineRule="auto"/>
+      </w:pPr>
+      <w:r>
+        <w:rPr>
+          <w:rFonts w:ascii="Times New Roman" w:cs="Times New Roman" w:eastAsia="Times New Roman" w:hAnsi="Times New Roman"/>
+          <w:i w:val="0"/>
+          <w:color w:val="323539"/>
+          <w:sz w:val="22"/>
+          <w:szCs w:val="24"/>
+        </w:rPr>
+        <w:t>Отдельно соблюдайте договорный и предусмотренный законом порядок предъявления требований и сроки: отправка этого информационного запроса сама по себе их не изменяет.</w:t>
       </w:r>
     </w:p>
     <w:sectPr>
+      <w:headerReference w:type="default" r:id="rId8"/>
+      <w:footerReference w:type="default" r:id="rId9"/>
       <w:pgSz w:w="11906" w:h="16838" w:orient="portrait"/>
-      <w:pgMar w:top="1133" w:right="850" w:bottom="1133" w:left="1417" w:header="708" w:footer="708" w:gutter="0"/>
+      <w:pgMar w:top="780" w:right="850" w:bottom="780" w:left="1417" w:header="708" w:footer="708" w:gutter="0"/>
       <w:pgNumType/>
       <w:docGrid w:linePitch="360"/>
     </w:sectPr>
@@ -910,6 +1001,16 @@
 </w:endnotes>
 </file>
 
+<file path=word/footer1.xml><?xml version="1.0" encoding="utf-8"?>
+<w:ftr xmlns:m="http://schemas.openxmlformats.org/officeDocument/2006/math" xmlns:mc="http://schemas.openxmlformats.org/markup-compatibility/2006" xmlns:mo="http://schemas.microsoft.com/office/mac/office/2008/main" xmlns:mv="urn:schemas-microsoft-com:mac:vml" xmlns:o="urn:schemas-microsoft-com:office:office" xmlns:r="http://schemas.openxmlformats.org/officeDocument/2006/relationships" xmlns:v="urn:schemas-microsoft-com:vml" xmlns:w10="urn:schemas-microsoft-com:office:word" xmlns:w14="http://schemas.microsoft.com/office/word/2010/wordml" xmlns:w="http://schemas.openxmlformats.org/wordprocessingml/2006/main" xmlns:wne="http://schemas.microsoft.com/office/word/2006/wordml" xmlns:wp14="http://schemas.microsoft.com/office/word/2010/wordprocessingDrawing" xmlns:wp="http://schemas.openxmlformats.org/drawingml/2006/wordprocessingDrawing" xmlns:wpc="http://schemas.microsoft.com/office/word/2010/wordprocessingCanvas" xmlns:wpg="http://schemas.microsoft.com/office/word/2010/wordprocessingGroup" xmlns:wpi="http://schemas.microsoft.com/office/word/2010/wordprocessingInk" xmlns:wps="http://schemas.microsoft.com/office/word/2010/wordprocessingShape" mc:Ignorable="w14 wp14">
+  <w:p>
+    <w:pPr>
+      <w:pStyle w:val="Footer"/>
+    </w:pPr>
+  </w:p>
+</w:ftr>
+</file>
+
 <file path=word/footnotes.xml><?xml version="1.0" encoding="utf-8"?>
 <w:footnotes xmlns:wpc="http://schemas.microsoft.com/office/word/2010/wordprocessingCanvas" xmlns:mc="http://schemas.openxmlformats.org/markup-compatibility/2006" xmlns:o="urn:schemas-microsoft-com:office:office" xmlns:r="http://schemas.openxmlformats.org/officeDocument/2006/relationships" xmlns:m="http://schemas.openxmlformats.org/officeDocument/2006/math" xmlns:v="urn:schemas-microsoft-com:vml" xmlns:wp14="http://schemas.microsoft.com/office/word/2010/wordprocessingDrawing" xmlns:wp="http://schemas.openxmlformats.org/drawingml/2006/wordprocessingDrawing" xmlns:w10="urn:schemas-microsoft-com:office:word" xmlns:w="http://schemas.openxmlformats.org/wordprocessingml/2006/main" xmlns:w14="http://schemas.microsoft.com/office/word/2010/wordml" xmlns:w15="http://schemas.microsoft.com/office/word/2012/wordml" xmlns:wpg="http://schemas.microsoft.com/office/word/2010/wordprocessingGroup" xmlns:wpi="http://schemas.microsoft.com/office/word/2010/wordprocessingInk" xmlns:wne="http://schemas.microsoft.com/office/word/2006/wordml" xmlns:wps="http://schemas.microsoft.com/office/word/2010/wordprocessingShape" mc:Ignorable="w14 w15 wp14">
   <w:footnote w:type="separator" w:id="-1">
@@ -945,6 +1046,16 @@
     </w:p>
   </w:footnote>
 </w:footnotes>
+</file>
+
+<file path=word/header1.xml><?xml version="1.0" encoding="utf-8"?>
+<w:hdr xmlns:m="http://schemas.openxmlformats.org/officeDocument/2006/math" xmlns:mc="http://schemas.openxmlformats.org/markup-compatibility/2006" xmlns:mo="http://schemas.microsoft.com/office/mac/office/2008/main" xmlns:mv="urn:schemas-microsoft-com:mac:vml" xmlns:o="urn:schemas-microsoft-com:office:office" xmlns:r="http://schemas.openxmlformats.org/officeDocument/2006/relationships" xmlns:v="urn:schemas-microsoft-com:vml" xmlns:w10="urn:schemas-microsoft-com:office:word" xmlns:w14="http://schemas.microsoft.com/office/word/2010/wordml" xmlns:w="http://schemas.openxmlformats.org/wordprocessingml/2006/main" xmlns:wne="http://schemas.microsoft.com/office/word/2006/wordml" xmlns:wp14="http://schemas.microsoft.com/office/word/2010/wordprocessingDrawing" xmlns:wp="http://schemas.openxmlformats.org/drawingml/2006/wordprocessingDrawing" xmlns:wpc="http://schemas.microsoft.com/office/word/2010/wordprocessingCanvas" xmlns:wpg="http://schemas.microsoft.com/office/word/2010/wordprocessingGroup" xmlns:wpi="http://schemas.microsoft.com/office/word/2010/wordprocessingInk" xmlns:wps="http://schemas.microsoft.com/office/word/2010/wordprocessingShape" mc:Ignorable="w14 wp14">
+  <w:p>
+    <w:pPr>
+      <w:pStyle w:val="Header"/>
+    </w:pPr>
+  </w:p>
+</w:hdr>
 </file>
 
 <file path=word/numbering.xml><?xml version="1.0" encoding="utf-8"?>
@@ -1078,6 +1189,8 @@
     <w:next w:val="Normal"/>
     <w:qFormat/>
     <w:rPr>
+      <w:i w:val="0"/>
+      <w:color w:val="323539"/>
       <w:sz w:val="56"/>
       <w:szCs w:val="56"/>
     </w:rPr>
@@ -1088,7 +1201,8 @@
     <w:next w:val="Normal"/>
     <w:qFormat/>
     <w:rPr>
-      <w:color w:val="2E74B5"/>
+      <w:i w:val="0"/>
+      <w:color w:val="323539"/>
       <w:sz w:val="32"/>
       <w:szCs w:val="32"/>
     </w:rPr>
@@ -1099,7 +1213,8 @@
     <w:next w:val="Normal"/>
     <w:qFormat/>
     <w:rPr>
-      <w:color w:val="2E74B5"/>
+      <w:i w:val="0"/>
+      <w:color w:val="323539"/>
       <w:sz w:val="26"/>
       <w:szCs w:val="26"/>
     </w:rPr>
@@ -1110,7 +1225,8 @@
     <w:next w:val="Normal"/>
     <w:qFormat/>
     <w:rPr>
-      <w:color w:val="1F4D78"/>
+      <w:i w:val="0"/>
+      <w:color w:val="323539"/>
       <w:sz w:val="24"/>
       <w:szCs w:val="24"/>
     </w:rPr>
@@ -1121,9 +1237,9 @@
     <w:next w:val="Normal"/>
     <w:qFormat/>
     <w:rPr>
-      <w:i/>
+      <w:i w:val="0"/>
       <w:iCs/>
-      <w:color w:val="2E74B5"/>
+      <w:color w:val="323539"/>
     </w:rPr>
   </w:style>
   <w:style w:type="paragraph" w:styleId="Heading5">
@@ -1132,7 +1248,8 @@
     <w:next w:val="Normal"/>
     <w:qFormat/>
     <w:rPr>
-      <w:color w:val="2E74B5"/>
+      <w:i w:val="0"/>
+      <w:color w:val="323539"/>
     </w:rPr>
   </w:style>
   <w:style w:type="paragraph" w:styleId="Heading6">
@@ -1141,7 +1258,8 @@
     <w:next w:val="Normal"/>
     <w:qFormat/>
     <w:rPr>
-      <w:color w:val="1F4D78"/>
+      <w:i w:val="0"/>
+      <w:color w:val="323539"/>
     </w:rPr>
   </w:style>
   <w:style w:type="paragraph" w:styleId="Strong">
@@ -1152,12 +1270,18 @@
     <w:rPr>
       <w:b/>
       <w:bCs/>
+      <w:i w:val="0"/>
+      <w:color w:val="323539"/>
     </w:rPr>
   </w:style>
   <w:style w:type="paragraph" w:styleId="ListParagraph">
     <w:name w:val="List Paragraph"/>
     <w:basedOn w:val="Normal"/>
     <w:qFormat/>
+    <w:rPr>
+      <w:i w:val="0"/>
+      <w:color w:val="323539"/>
+    </w:rPr>
   </w:style>
   <w:style w:type="character" w:styleId="Hyperlink">
     <w:name w:val="Hyperlink"/>
@@ -1190,6 +1314,8 @@
       <w:spacing w:after="0" w:line="240" w:lineRule="auto"/>
     </w:pPr>
     <w:rPr>
+      <w:i w:val="0"/>
+      <w:color w:val="323539"/>
       <w:sz w:val="20"/>
       <w:szCs w:val="20"/>
     </w:rPr>
@@ -1227,6 +1353,8 @@
       <w:spacing w:after="0" w:line="240" w:lineRule="auto"/>
     </w:pPr>
     <w:rPr>
+      <w:i w:val="0"/>
+      <w:color w:val="323539"/>
       <w:sz w:val="20"/>
       <w:szCs w:val="20"/>
     </w:rPr>
